--- a/DOCUMENTATION_TECHNIQUE.docx
+++ b/DOCUMENTATION_TECHNIQUE.docx
@@ -160,20 +160,6 @@
     </w:p>
     <w:p>
       <w:pPr>
-        <w:pStyle w:val="ListNumber"/>
-      </w:pPr>
-      <w:hyperlink r:id="rId19">
-        <w:r>
-          <w:rPr>
-            <w:color w:val="2F5EFF"/>
-            <w:u w:val="single"/>
-          </w:rPr>
-          <w:t>Méthodologie et usage de l'IA</w:t>
-        </w:r>
-      </w:hyperlink>
-    </w:p>
-    <w:p>
-      <w:pPr>
         <w:pStyle w:val="Heading1"/>
       </w:pPr>
       <w:r>
@@ -183,21 +169,47 @@
     <w:p>
       <w:pPr>
         <w:ind w:left="360"/>
+        <w:jc w:val="center"/>
       </w:pPr>
       <w:r>
         <w:rPr>
           <w:rFonts w:ascii="Consolas" w:hAnsi="Consolas"/>
           <w:sz w:val="18"/>
         </w:rPr>
-        <w:t>┌──────────────┐        HTTPS/REST        ┌──────────────┐        SQL        ┌──────────────┐</w:t>
-        <w:br/>
-        <w:t>│  apps/web    │ ───────────────────────▶ │  apps/api    │ ─────────────────▶│  PostgreSQL  │</w:t>
-        <w:br/>
-        <w:t>│  Next.js SPA │ ◀─────────────────────── │  Express API │ ◀──────────────── │              │</w:t>
-        <w:br/>
-        <w:t>└──────────────┘      WebSocket (WebRTC    └──────────────┘                  └──────────────┘</w:t>
-        <w:br/>
-        <w:t xml:space="preserve">                       signaling, Socket.IO)</w:t>
+      </w:r>
+      <w:r>
+        <w:drawing>
+          <wp:inline xmlns:a="http://schemas.openxmlformats.org/drawingml/2006/main" xmlns:pic="http://schemas.openxmlformats.org/drawingml/2006/picture">
+            <wp:extent cx="5760720" cy="2940969"/>
+            <wp:docPr id="1" name="Picture 1"/>
+            <wp:cNvGraphicFramePr>
+              <a:graphicFrameLocks noChangeAspect="1"/>
+            </wp:cNvGraphicFramePr>
+            <a:graphic>
+              <a:graphicData uri="http://schemas.openxmlformats.org/drawingml/2006/picture">
+                <pic:pic>
+                  <pic:nvPicPr>
+                    <pic:cNvPr id="0" name="architecture_applicative.png"/>
+                    <pic:cNvPicPr/>
+                  </pic:nvPicPr>
+                  <pic:blipFill>
+                    <a:blip r:embed="rId24"/>
+                    <a:stretch>
+                      <a:fillRect/>
+                    </a:stretch>
+                  </pic:blipFill>
+                  <pic:spPr>
+                    <a:xfrm>
+                      <a:off x="0" y="0"/>
+                      <a:ext cx="5760720" cy="2940969"/>
+                    </a:xfrm>
+                    <a:prstGeom prst="rect"/>
+                  </pic:spPr>
+                </pic:pic>
+              </a:graphicData>
+            </a:graphic>
+          </wp:inline>
+        </w:drawing>
       </w:r>
     </w:p>
     <w:p>
@@ -2735,6 +2747,45 @@
     </w:p>
     <w:p>
       <w:pPr>
+        <w:jc w:val="center"/>
+      </w:pPr>
+      <w:r>
+        <w:drawing>
+          <wp:inline xmlns:a="http://schemas.openxmlformats.org/drawingml/2006/main" xmlns:pic="http://schemas.openxmlformats.org/drawingml/2006/picture">
+            <wp:extent cx="5760720" cy="3328475"/>
+            <wp:docPr id="2" name="Picture 2"/>
+            <wp:cNvGraphicFramePr>
+              <a:graphicFrameLocks noChangeAspect="1"/>
+            </wp:cNvGraphicFramePr>
+            <a:graphic>
+              <a:graphicData uri="http://schemas.openxmlformats.org/drawingml/2006/picture">
+                <pic:pic>
+                  <pic:nvPicPr>
+                    <pic:cNvPr id="0" name="image.png"/>
+                    <pic:cNvPicPr/>
+                  </pic:nvPicPr>
+                  <pic:blipFill>
+                    <a:blip r:embed="rId25"/>
+                    <a:stretch>
+                      <a:fillRect/>
+                    </a:stretch>
+                  </pic:blipFill>
+                  <pic:spPr>
+                    <a:xfrm>
+                      <a:off x="0" y="0"/>
+                      <a:ext cx="5760720" cy="3328475"/>
+                    </a:xfrm>
+                    <a:prstGeom prst="rect"/>
+                  </pic:spPr>
+                </pic:pic>
+              </a:graphicData>
+            </a:graphic>
+          </wp:inline>
+        </w:drawing>
+      </w:r>
+    </w:p>
+    <w:p>
+      <w:pPr>
         <w:pStyle w:val="Heading1"/>
       </w:pPr>
       <w:r>
@@ -2813,49 +2864,6 @@
     <w:p>
       <w:r>
         <w:t>API ni interface associée</w:t>
-      </w:r>
-    </w:p>
-    <w:p>
-      <w:pPr>
-        <w:pStyle w:val="Heading1"/>
-      </w:pPr>
-      <w:r>
-        <w:t>11. Méthodologie et usage de l'IA</w:t>
-      </w:r>
-    </w:p>
-    <w:p>
-      <w:r>
-        <w:t>Ce projet a été développé avec l'assistance de **Claude (Claude Code,</w:t>
-      </w:r>
-    </w:p>
-    <w:p>
-      <w:r>
-        <w:t>Anthropic)**, un assistant IA de programmation utilisé pour générer le</w:t>
-      </w:r>
-    </w:p>
-    <w:p>
-      <w:r>
-        <w:t>squelette du code, implémenter les fonctionnalités, déboguer les problèmes</w:t>
-      </w:r>
-    </w:p>
-    <w:p>
-      <w:r>
-        <w:t>rencontrés et documenter le projet. La conception fonctionnelle, les choix</w:t>
-      </w:r>
-    </w:p>
-    <w:p>
-      <w:r>
-        <w:t>de priorités, les tests manuels et la validation de chaque étape ont été</w:t>
-      </w:r>
-    </w:p>
-    <w:p>
-      <w:r>
-        <w:t>réalisés par l'étudiante, qui est en mesure d'expliquer chaque partie du</w:t>
-      </w:r>
-    </w:p>
-    <w:p>
-      <w:r>
-        <w:t>projet.</w:t>
       </w:r>
     </w:p>
     <w:sectPr>

--- a/DOCUMENTATION_TECHNIQUE.docx
+++ b/DOCUMENTATION_TECHNIQUE.docx
@@ -143,6 +143,14 @@
           <w:t>Déploiement</w:t>
         </w:r>
       </w:hyperlink>
+    </w:p>
+    <w:p>
+      <w:pPr>
+        <w:pStyle w:val="ListNumber"/>
+      </w:pPr>
+      <w:r>
+        <w:t>Panneau d'administration</w:t>
+      </w:r>
     </w:p>
     <w:p>
       <w:pPr>
@@ -2786,10 +2794,69 @@
     </w:p>
     <w:p>
       <w:pPr>
+        <w:pStyle w:val="ListBullet"/>
+      </w:pPr>
+      <w:r>
+        <w:t>CORS / cookies cross-site : le frontend proxifie /api/* vers le backend via next.config.ts (rewrites) plutôt que d'appeler l'URL Cloud Run directement — sans ça, le cookie de refresh token est considéré tiers (domaine différent) et certains navigateurs le bloquent par défaut, cassant la session au rechargement.</w:t>
+      </w:r>
+    </w:p>
+    <w:p>
+      <w:r>
+        <w:t>Variable d'environnement requise côté frontend en production : API_PROXY_TARGET (URL du service Cloud Run de l'API), en plus de CORS_ORIGIN côté API qui doit pointer vers le domaine réel du site.</w:t>
+      </w:r>
+    </w:p>
+    <w:p>
+      <w:pPr>
         <w:pStyle w:val="Heading1"/>
       </w:pPr>
       <w:r>
-        <w:t>10. Limites connues</w:t>
+        <w:t>10. Panneau d'administration</w:t>
+      </w:r>
+    </w:p>
+    <w:p>
+      <w:pPr/>
+      <w:r>
+        <w:t>Accessible sur /admin (rôle ADMIN requis, lien affiché dans le dashboard uniquement pour ce rôle). Fournit :</w:t>
+      </w:r>
+    </w:p>
+    <w:p>
+      <w:pPr>
+        <w:pStyle w:val="ListBullet"/>
+      </w:pPr>
+      <w:r>
+        <w:t>Vue d'ensemble : statistiques clés (utilisateurs, compétences, matchs et sessions par statut, points distribués), graphique des inscriptions sur 14 jours, dernières entrées du journal d'audit</w:t>
+      </w:r>
+    </w:p>
+    <w:p>
+      <w:pPr>
+        <w:pStyle w:val="ListBullet"/>
+      </w:pPr>
+      <w:r>
+        <w:t>Gestion complète (créer / modifier / supprimer) : utilisateurs (rôle, points), compétences, matchs, sessions, badges et leur attribution, articles, ajustements de points</w:t>
+      </w:r>
+    </w:p>
+    <w:p>
+      <w:pPr>
+        <w:pStyle w:val="ListBullet"/>
+      </w:pPr>
+      <w:r>
+        <w:t>Journal d'audit en lecture seule (les 200 dernières actions)</w:t>
+      </w:r>
+    </w:p>
+    <w:p>
+      <w:pPr>
+        <w:pStyle w:val="ListBullet"/>
+      </w:pPr>
+      <w:r>
+        <w:t>Toutes les routes sont sous /api/admin, protégées par le middleware requireRole("ADMIN") ; chaque modification/suppression de compte et ajustement de points est journalisée dans AuditLog</w:t>
+      </w:r>
+    </w:p>
+    <w:p>
+      <w:pPr>
+        <w:pStyle w:val="Heading1"/>
+      </w:pPr>
+      <w:r>
+        <w:t>11. Limites connues</w:t>
       </w:r>
     </w:p>
     <w:p>
